--- a/Cover_Letters/Shinoy_Wypoon_Technologies_Senior_Dynatrace_Observability_Platform_Engineer_Cover_Letter.docx
+++ b/Cover_Letters/Shinoy_Wypoon_Technologies_Senior_Dynatrace_Observability_Platform_Engineer_Cover_Letter.docx
@@ -14,7 +14,7 @@
     </w:p>
     <w:p>
       <w:r>
-        <w:t>August 24, 2026</w:t>
+        <w:t>August 25, 2026</w:t>
       </w:r>
     </w:p>
     <w:p>
@@ -35,7 +35,7 @@
     </w:p>
     <w:p>
       <w:r>
-        <w:t>While my primary focus has been on QA automation, CI/CD pipelines, and infrastructure tools like Terraform and AWS, I have a strong interest in platform reliability and monitoring standards. I saw that your team works with clients like Heineken and ING, and I would be glad to bring my background in test engineering and process improvement to help support your platform initiatives.</w:t>
+        <w:t>While my background is rooted in QA automation and CI/CD pipeline management using tools like Java, Selenium, Playwright, Terraform, and AWS, I am very comfortable working with infrastructure configuration and release processes. I have frequently collaborated with SRE teams and handled environment provisioning, which gives me a practical perspective on monitoring and system reliability.</w:t>
       </w:r>
     </w:p>
     <w:p>
